--- a/INFORMES DE AVANCE.docx
+++ b/INFORMES DE AVANCE.docx
@@ -21,17 +21,7 @@
           <w:sz w:val="32"/>
           <w:szCs w:val="32"/>
         </w:rPr>
-        <w:t>I</w:t>
-      </w:r>
-      <w:r>
-        <w:rPr>
-          <w:rFonts w:ascii="Calibri" w:hAnsi="Calibri" w:cs="Calibri"/>
-          <w:b/>
-          <w:bCs/>
-          <w:sz w:val="32"/>
-          <w:szCs w:val="32"/>
-        </w:rPr>
-        <w:t>NFORMES DE AVANCE</w:t>
+        <w:t>INFORMES DE AVANCE</w:t>
       </w:r>
     </w:p>
     <w:p>
@@ -84,19 +74,7 @@
         <w:rPr>
           <w:rFonts w:ascii="Calibri" w:hAnsi="Calibri" w:cs="Calibri"/>
         </w:rPr>
-        <w:t> </w:t>
-      </w:r>
-      <w:r>
-        <w:rPr>
-          <w:rFonts w:ascii="Calibri" w:hAnsi="Calibri" w:cs="Calibri"/>
-        </w:rPr>
-        <w:t>S</w:t>
-      </w:r>
-      <w:r>
-        <w:rPr>
-          <w:rFonts w:ascii="Calibri" w:hAnsi="Calibri" w:cs="Calibri"/>
-        </w:rPr>
-        <w:t>emana N del proyecto.</w:t>
+        <w:t> Semana N del proyecto.</w:t>
       </w:r>
     </w:p>
     <w:p>
@@ -124,7 +102,27 @@
         <w:rPr>
           <w:rFonts w:ascii="Calibri" w:hAnsi="Calibri" w:cs="Calibri"/>
         </w:rPr>
-        <w:t> % completado del MVP</w:t>
+        <w:t> </w:t>
+      </w:r>
+      <w:proofErr w:type="gramStart"/>
+      <w:r>
+        <w:rPr>
+          <w:rFonts w:ascii="Calibri" w:hAnsi="Calibri" w:cs="Calibri"/>
+        </w:rPr>
+        <w:t>Porcentaje(</w:t>
+      </w:r>
+      <w:proofErr w:type="gramEnd"/>
+      <w:r>
+        <w:rPr>
+          <w:rFonts w:ascii="Calibri" w:hAnsi="Calibri" w:cs="Calibri"/>
+        </w:rPr>
+        <w:t>%)</w:t>
+      </w:r>
+      <w:r>
+        <w:rPr>
+          <w:rFonts w:ascii="Calibri" w:hAnsi="Calibri" w:cs="Calibri"/>
+        </w:rPr>
+        <w:t xml:space="preserve"> completado del MVP</w:t>
       </w:r>
     </w:p>
     <w:p>
@@ -152,19 +150,7 @@
         <w:rPr>
           <w:rFonts w:ascii="Calibri" w:hAnsi="Calibri" w:cs="Calibri"/>
         </w:rPr>
-        <w:t> </w:t>
-      </w:r>
-      <w:r>
-        <w:rPr>
-          <w:rFonts w:ascii="Calibri" w:hAnsi="Calibri" w:cs="Calibri"/>
-        </w:rPr>
-        <w:t>F</w:t>
-      </w:r>
-      <w:r>
-        <w:rPr>
-          <w:rFonts w:ascii="Calibri" w:hAnsi="Calibri" w:cs="Calibri"/>
-        </w:rPr>
-        <w:t>uncionalidades terminada</w:t>
+        <w:t> Funcionalidades terminada</w:t>
       </w:r>
     </w:p>
     <w:p>
@@ -192,19 +178,7 @@
         <w:rPr>
           <w:rFonts w:ascii="Calibri" w:hAnsi="Calibri" w:cs="Calibri"/>
         </w:rPr>
-        <w:t> </w:t>
-      </w:r>
-      <w:r>
-        <w:rPr>
-          <w:rFonts w:ascii="Calibri" w:hAnsi="Calibri" w:cs="Calibri"/>
-        </w:rPr>
-        <w:t>I</w:t>
-      </w:r>
-      <w:r>
-        <w:rPr>
-          <w:rFonts w:ascii="Calibri" w:hAnsi="Calibri" w:cs="Calibri"/>
-        </w:rPr>
-        <w:t>ncidentes, desviaciones</w:t>
+        <w:t> Incidentes, desviaciones</w:t>
       </w:r>
     </w:p>
     <w:p>
@@ -232,19 +206,7 @@
         <w:rPr>
           <w:rFonts w:ascii="Calibri" w:hAnsi="Calibri" w:cs="Calibri"/>
         </w:rPr>
-        <w:t> </w:t>
-      </w:r>
-      <w:r>
-        <w:rPr>
-          <w:rFonts w:ascii="Calibri" w:hAnsi="Calibri" w:cs="Calibri"/>
-        </w:rPr>
-        <w:t>A</w:t>
-      </w:r>
-      <w:r>
-        <w:rPr>
-          <w:rFonts w:ascii="Calibri" w:hAnsi="Calibri" w:cs="Calibri"/>
-        </w:rPr>
-        <w:t>ctividades planificadas</w:t>
+        <w:t> Actividades planificadas</w:t>
       </w:r>
     </w:p>
     <w:p>
@@ -272,19 +234,7 @@
         <w:rPr>
           <w:rFonts w:ascii="Calibri" w:hAnsi="Calibri" w:cs="Calibri"/>
         </w:rPr>
-        <w:t> </w:t>
-      </w:r>
-      <w:r>
-        <w:rPr>
-          <w:rFonts w:ascii="Calibri" w:hAnsi="Calibri" w:cs="Calibri"/>
-        </w:rPr>
-        <w:t>D</w:t>
-      </w:r>
-      <w:r>
-        <w:rPr>
-          <w:rFonts w:ascii="Calibri" w:hAnsi="Calibri" w:cs="Calibri"/>
-        </w:rPr>
-        <w:t>ecisiones requeridas</w:t>
+        <w:t> Decisiones requeridas</w:t>
       </w:r>
     </w:p>
     <w:p>
@@ -329,19 +279,7 @@
         <w:rPr>
           <w:rFonts w:ascii="Calibri" w:hAnsi="Calibri" w:cs="Calibri"/>
         </w:rPr>
-        <w:t> </w:t>
-      </w:r>
-      <w:r>
-        <w:rPr>
-          <w:rFonts w:ascii="Calibri" w:hAnsi="Calibri" w:cs="Calibri"/>
-        </w:rPr>
-        <w:t>S</w:t>
-      </w:r>
-      <w:r>
-        <w:rPr>
-          <w:rFonts w:ascii="Calibri" w:hAnsi="Calibri" w:cs="Calibri"/>
-        </w:rPr>
-        <w:t>emana 10.</w:t>
+        <w:t> Semana 10.</w:t>
       </w:r>
     </w:p>
     <w:p>
@@ -397,19 +335,7 @@
         <w:rPr>
           <w:rFonts w:ascii="Calibri" w:hAnsi="Calibri" w:cs="Calibri"/>
         </w:rPr>
-        <w:t> </w:t>
-      </w:r>
-      <w:r>
-        <w:rPr>
-          <w:rFonts w:ascii="Calibri" w:hAnsi="Calibri" w:cs="Calibri"/>
-        </w:rPr>
-        <w:t>I</w:t>
-      </w:r>
-      <w:r>
-        <w:rPr>
-          <w:rFonts w:ascii="Calibri" w:hAnsi="Calibri" w:cs="Calibri"/>
-        </w:rPr>
-        <w:t>mplementado cambio normativo en licencias</w:t>
+        <w:t> Implementado cambio normativo en licencias</w:t>
       </w:r>
     </w:p>
     <w:p>
@@ -437,19 +363,7 @@
         <w:rPr>
           <w:rFonts w:ascii="Calibri" w:hAnsi="Calibri" w:cs="Calibri"/>
         </w:rPr>
-        <w:t> </w:t>
-      </w:r>
-      <w:r>
-        <w:rPr>
-          <w:rFonts w:ascii="Calibri" w:hAnsi="Calibri" w:cs="Calibri"/>
-        </w:rPr>
-        <w:t>R</w:t>
-      </w:r>
-      <w:r>
-        <w:rPr>
-          <w:rFonts w:ascii="Calibri" w:hAnsi="Calibri" w:cs="Calibri"/>
-        </w:rPr>
-        <w:t>enuncia de dos desarrolladores, solicitud de geolocalización</w:t>
+        <w:t> Renuncia de dos desarrolladores, solicitud de geolocalización</w:t>
       </w:r>
       <w:r>
         <w:rPr>
@@ -483,19 +397,7 @@
         <w:rPr>
           <w:rFonts w:ascii="Calibri" w:hAnsi="Calibri" w:cs="Calibri"/>
         </w:rPr>
-        <w:t> </w:t>
-      </w:r>
-      <w:r>
-        <w:rPr>
-          <w:rFonts w:ascii="Calibri" w:hAnsi="Calibri" w:cs="Calibri"/>
-        </w:rPr>
-        <w:t>I</w:t>
-      </w:r>
-      <w:r>
-        <w:rPr>
-          <w:rFonts w:ascii="Calibri" w:hAnsi="Calibri" w:cs="Calibri"/>
-        </w:rPr>
-        <w:t>ntegrar nuevos desarrolladores, evaluar geolocalización</w:t>
+        <w:t> Integrar nuevos desarrolladores, evaluar geolocalización</w:t>
       </w:r>
     </w:p>
     <w:p>
@@ -523,19 +425,7 @@
         <w:rPr>
           <w:rFonts w:ascii="Calibri" w:hAnsi="Calibri" w:cs="Calibri"/>
         </w:rPr>
-        <w:t> </w:t>
-      </w:r>
-      <w:r>
-        <w:rPr>
-          <w:rFonts w:ascii="Calibri" w:hAnsi="Calibri" w:cs="Calibri"/>
-        </w:rPr>
-        <w:t>A</w:t>
-      </w:r>
-      <w:r>
-        <w:rPr>
-          <w:rFonts w:ascii="Calibri" w:hAnsi="Calibri" w:cs="Calibri"/>
-        </w:rPr>
-        <w:t>probar presupuesto para contrataciones temporale</w:t>
+        <w:t> Aprobar presupuesto para contrataciones temporale</w:t>
       </w:r>
       <w:r>
         <w:rPr>
@@ -1698,6 +1588,7 @@
   <w:style w:type="character" w:default="1" w:styleId="Fuentedeprrafopredeter">
     <w:name w:val="Default Paragraph Font"/>
     <w:uiPriority w:val="1"/>
+    <w:semiHidden/>
     <w:unhideWhenUsed/>
   </w:style>
   <w:style w:type="table" w:default="1" w:styleId="Tablanormal">
